--- a/documentos/Regras para fazer review.docx
+++ b/documentos/Regras para fazer review.docx
@@ -10,8 +10,6 @@
     <w:p>
       <w:r>
         <w:br/>
-      </w:r>
-      <w:r>
         <w:t>Ficha técnica da review</w:t>
       </w:r>
     </w:p>
@@ -74,7 +72,84 @@
       <w:r>
         <w:t>- Nota: usada apenas como resumo da avaliação.</w:t>
       </w:r>
-    </w:p>
+      <w:r>
+        <w:br/>
+      </w:r>
+      <w:r>
+        <w:br/>
+      </w:r>
+      <w:r>
+        <w:br/>
+      </w:r>
+      <w:r>
+        <w:br/>
+      </w:r>
+    </w:p>
+    <w:p/>
+    <w:p/>
+    <w:p/>
+    <w:p/>
+    <w:p/>
+    <w:p/>
+    <w:p/>
+    <w:p/>
+    <w:p/>
+    <w:p>
+      <w:r>
+        <w:lastRenderedPageBreak/>
+        <w:t>Regras para escrever no blog:</w:t>
+      </w:r>
+      <w:r>
+        <w:br/>
+      </w:r>
+      <w:r>
+        <w:br/>
+      </w:r>
+      <w:r>
+        <w:t xml:space="preserve">Escreva em estilo de </w:t>
+      </w:r>
+      <w:r>
+        <w:rPr>
+          <w:b/>
+          <w:bCs/>
+        </w:rPr>
+        <w:t>Review Conversacional Narrativa</w:t>
+      </w:r>
+      <w:r>
+        <w:t>.</w:t>
+      </w:r>
+    </w:p>
+    <w:p>
+      <w:r>
+        <w:t>Fale diretamente com o leitor, como alguém contando sua experiência e opinião sobre a obra. Use uma voz envolvente, pessoal e natural.</w:t>
+      </w:r>
+    </w:p>
+    <w:p>
+      <w:r>
+        <w:t>Comece, quando adequado, com uma forma de tratamento ao leitor, como “Caro aventureiro”, adaptada ao universo da obra.</w:t>
+      </w:r>
+    </w:p>
+    <w:p>
+      <w:r>
+        <w:t>Não escreva como sinopse, ficha técnica ou texto enciclopédico. Evite apenas descrever acontecimentos. Comente, provoque curiosidade, faça pequenas observações e perguntas ao leitor.</w:t>
+      </w:r>
+    </w:p>
+    <w:p>
+      <w:r>
+        <w:t>Use storytelling leve, humor sutil quando combinar e frases naturais. A review deve parecer uma conversa bem escrita, não um texto produzido por uma máquina.</w:t>
+      </w:r>
+    </w:p>
+    <w:p>
+      <w:r>
+        <w:t>Adapte levemente o vocabulário ao universo analisado, mas mantenha a leitura simples e moderna.</w:t>
+      </w:r>
+    </w:p>
+    <w:p>
+      <w:r>
+        <w:t>O objetivo é fazer o leitor sentir que existe um narrador conversando diretamente com ele.</w:t>
+      </w:r>
+    </w:p>
+    <w:p/>
     <w:sectPr>
       <w:pgSz w:w="11906" w:h="16838"/>
       <w:pgMar w:top="1417" w:right="1701" w:bottom="1417" w:left="1701" w:header="708" w:footer="708" w:gutter="0"/>
@@ -688,7 +763,6 @@
   <w:style w:type="character" w:default="1" w:styleId="Fontepargpadro">
     <w:name w:val="Default Paragraph Font"/>
     <w:uiPriority w:val="1"/>
-    <w:semiHidden/>
     <w:unhideWhenUsed/>
   </w:style>
   <w:style w:type="table" w:default="1" w:styleId="Tabelanormal">
@@ -1000,6 +1074,17 @@
       <w:smallCaps/>
       <w:color w:val="0F4761" w:themeColor="accent1" w:themeShade="BF"/>
       <w:spacing w:val="5"/>
+    </w:rPr>
+  </w:style>
+  <w:style w:type="paragraph" w:styleId="NormalWeb">
+    <w:name w:val="Normal (Web)"/>
+    <w:basedOn w:val="Normal"/>
+    <w:uiPriority w:val="99"/>
+    <w:semiHidden/>
+    <w:unhideWhenUsed/>
+    <w:rsid w:val="000601BF"/>
+    <w:rPr>
+      <w:rFonts w:ascii="Times New Roman" w:hAnsi="Times New Roman" w:cs="Times New Roman"/>
     </w:rPr>
   </w:style>
 </w:styles>
